--- a/Report/3.20-29/史睿健/新建 Microsoft Word 文档.docx
+++ b/Report/3.20-29/史睿健/新建 Microsoft Word 文档.docx
@@ -3,11 +3,55 @@
 <w:document xmlns:wpc="http://schemas.microsoft.com/office/word/2010/wordprocessingCanvas" xmlns:cx="http://schemas.microsoft.com/office/drawing/2014/chartex" xmlns:cx1="http://schemas.microsoft.com/office/drawing/2015/9/8/chartex" xmlns:cx2="http://schemas.microsoft.com/office/drawing/2015/10/21/chartex" xmlns:cx3="http://schemas.microsoft.com/office/drawing/2016/5/9/chartex" xmlns:cx4="http://schemas.microsoft.com/office/drawing/2016/5/10/chartex" xmlns:cx5="http://schemas.microsoft.com/office/drawing/2016/5/11/chartex" xmlns:cx6="http://schemas.microsoft.com/office/drawing/2016/5/12/chartex" xmlns:cx7="http://schemas.microsoft.com/office/drawing/2016/5/13/chartex" xmlns:cx8="http://schemas.microsoft.com/office/drawing/2016/5/14/chartex" xmlns:mc="http://schemas.openxmlformats.org/markup-compatibility/2006" xmlns:aink="http://schemas.microsoft.com/office/drawing/2016/ink" xmlns:am3d="http://schemas.microsoft.com/office/drawing/2017/model3d" xmlns:o="urn:schemas-microsoft-com:office:office" xmlns:oel="http://schemas.microsoft.com/office/2019/extlst" xmlns:r="http://schemas.openxmlformats.org/officeDocument/2006/relationships" xmlns:m="http://schemas.openxmlformats.org/officeDocument/2006/math" xmlns:v="urn:schemas-microsoft-com:vml" xmlns:wp14="http://schemas.microsoft.com/office/word/2010/wordprocessingDrawing" xmlns:wp="http://schemas.openxmlformats.org/drawingml/2006/wordprocessingDrawing" xmlns:w10="urn:schemas-microsoft-com:office:word" xmlns:w="http://schemas.openxmlformats.org/wordprocessingml/2006/main" xmlns:w14="http://schemas.microsoft.com/office/word/2010/wordml" xmlns:w15="http://schemas.microsoft.com/office/word/2012/wordml" xmlns:w16cex="http://schemas.microsoft.com/office/word/2018/wordml/cex" xmlns:w16cid="http://schemas.microsoft.com/office/word/2016/wordml/cid" xmlns:w16="http://schemas.microsoft.com/office/word/2018/wordml" xmlns:w16du="http://schemas.microsoft.com/office/word/2023/wordml/word16du" xmlns:w16sdtdh="http://schemas.microsoft.com/office/word/2020/wordml/sdtdatahash" xmlns:w16sdtfl="http://schemas.microsoft.com/office/word/2024/wordml/sdtformatlock" xmlns:w16se="http://schemas.microsoft.com/office/word/2015/wordml/symex" xmlns:wpg="http://schemas.microsoft.com/office/word/2010/wordprocessingGroup" xmlns:wpi="http://schemas.microsoft.com/office/word/2010/wordprocessingInk" xmlns:wne="http://schemas.microsoft.com/office/word/2006/wordml" xmlns:wps="http://schemas.microsoft.com/office/word/2010/wordprocessingShape" mc:Ignorable="w14 w15 w16se w16cid w16 w16cex w16sdtdh w16sdtfl w16du wp14">
   <w:body>
     <w:p>
+      <w:pPr>
+        <w:rPr>
+          <w:rFonts w:hint="eastAsia"/>
+        </w:rPr>
+      </w:pPr>
       <w:r>
         <w:rPr>
           <w:rFonts w:hint="eastAsia"/>
         </w:rPr>
-        <w:t>Hello world</w:t>
+        <w:t>Mediapipe模型，封装的参数，实现如下调节功能</w:t>
+      </w:r>
+    </w:p>
+    <w:p>
+      <w:r>
+        <w:drawing>
+          <wp:inline distT="0" distB="0" distL="0" distR="0" wp14:anchorId="7CB575C8" wp14:editId="58746494">
+            <wp:extent cx="4286848" cy="2486372"/>
+            <wp:effectExtent l="0" t="0" r="0" b="9525"/>
+            <wp:docPr id="2026535179" name="图片 1"/>
+            <wp:cNvGraphicFramePr>
+              <a:graphicFrameLocks xmlns:a="http://schemas.openxmlformats.org/drawingml/2006/main" noChangeAspect="1"/>
+            </wp:cNvGraphicFramePr>
+            <a:graphic xmlns:a="http://schemas.openxmlformats.org/drawingml/2006/main">
+              <a:graphicData uri="http://schemas.openxmlformats.org/drawingml/2006/picture">
+                <pic:pic xmlns:pic="http://schemas.openxmlformats.org/drawingml/2006/picture">
+                  <pic:nvPicPr>
+                    <pic:cNvPr id="2026535179" name=""/>
+                    <pic:cNvPicPr/>
+                  </pic:nvPicPr>
+                  <pic:blipFill>
+                    <a:blip r:embed="rId6"/>
+                    <a:stretch>
+                      <a:fillRect/>
+                    </a:stretch>
+                  </pic:blipFill>
+                  <pic:spPr>
+                    <a:xfrm>
+                      <a:off x="0" y="0"/>
+                      <a:ext cx="4286848" cy="2486372"/>
+                    </a:xfrm>
+                    <a:prstGeom prst="rect">
+                      <a:avLst/>
+                    </a:prstGeom>
+                  </pic:spPr>
+                </pic:pic>
+              </a:graphicData>
+            </a:graphic>
+          </wp:inline>
+        </w:drawing>
       </w:r>
     </w:p>
     <w:p>
@@ -20,7 +64,382 @@
         <w:rPr>
           <w:rFonts w:hint="eastAsia"/>
         </w:rPr>
-        <w:t>WTF</w:t>
+        <w:t>以下是默认参数的结果</w:t>
+      </w:r>
+    </w:p>
+    <w:p>
+      <w:r>
+        <w:rPr>
+          <w:rFonts w:hint="eastAsia"/>
+          <w:noProof/>
+        </w:rPr>
+        <w:drawing>
+          <wp:inline distT="0" distB="0" distL="0" distR="0" wp14:anchorId="342E5AEC" wp14:editId="78D88169">
+            <wp:extent cx="2557958" cy="3270421"/>
+            <wp:effectExtent l="0" t="0" r="0" b="6350"/>
+            <wp:docPr id="40878792" name="图片 2"/>
+            <wp:cNvGraphicFramePr>
+              <a:graphicFrameLocks xmlns:a="http://schemas.openxmlformats.org/drawingml/2006/main" noChangeAspect="1"/>
+            </wp:cNvGraphicFramePr>
+            <a:graphic xmlns:a="http://schemas.openxmlformats.org/drawingml/2006/main">
+              <a:graphicData uri="http://schemas.openxmlformats.org/drawingml/2006/picture">
+                <pic:pic xmlns:pic="http://schemas.openxmlformats.org/drawingml/2006/picture">
+                  <pic:nvPicPr>
+                    <pic:cNvPr id="0" name="Picture 2"/>
+                    <pic:cNvPicPr>
+                      <a:picLocks noChangeAspect="1" noChangeArrowheads="1"/>
+                    </pic:cNvPicPr>
+                  </pic:nvPicPr>
+                  <pic:blipFill>
+                    <a:blip r:embed="rId7" cstate="print">
+                      <a:extLst>
+                        <a:ext uri="{28A0092B-C50C-407E-A947-70E740481C1C}">
+                          <a14:useLocalDpi xmlns:a14="http://schemas.microsoft.com/office/drawing/2010/main" val="0"/>
+                        </a:ext>
+                      </a:extLst>
+                    </a:blip>
+                    <a:srcRect/>
+                    <a:stretch>
+                      <a:fillRect/>
+                    </a:stretch>
+                  </pic:blipFill>
+                  <pic:spPr bwMode="auto">
+                    <a:xfrm>
+                      <a:off x="0" y="0"/>
+                      <a:ext cx="2567030" cy="3282019"/>
+                    </a:xfrm>
+                    <a:prstGeom prst="rect">
+                      <a:avLst/>
+                    </a:prstGeom>
+                    <a:noFill/>
+                    <a:ln>
+                      <a:noFill/>
+                    </a:ln>
+                  </pic:spPr>
+                </pic:pic>
+              </a:graphicData>
+            </a:graphic>
+          </wp:inline>
+        </w:drawing>
+      </w:r>
+      <w:r>
+        <w:rPr>
+          <w:rFonts w:hint="eastAsia"/>
+          <w:noProof/>
+        </w:rPr>
+        <w:drawing>
+          <wp:inline distT="0" distB="0" distL="0" distR="0" wp14:anchorId="42E4DFF9" wp14:editId="36E48BEB">
+            <wp:extent cx="2564401" cy="3278659"/>
+            <wp:effectExtent l="0" t="0" r="7620" b="0"/>
+            <wp:docPr id="1575808813" name="图片 1"/>
+            <wp:cNvGraphicFramePr>
+              <a:graphicFrameLocks xmlns:a="http://schemas.openxmlformats.org/drawingml/2006/main" noChangeAspect="1"/>
+            </wp:cNvGraphicFramePr>
+            <a:graphic xmlns:a="http://schemas.openxmlformats.org/drawingml/2006/main">
+              <a:graphicData uri="http://schemas.openxmlformats.org/drawingml/2006/picture">
+                <pic:pic xmlns:pic="http://schemas.openxmlformats.org/drawingml/2006/picture">
+                  <pic:nvPicPr>
+                    <pic:cNvPr id="0" name="Picture 1"/>
+                    <pic:cNvPicPr>
+                      <a:picLocks noChangeAspect="1" noChangeArrowheads="1"/>
+                    </pic:cNvPicPr>
+                  </pic:nvPicPr>
+                  <pic:blipFill>
+                    <a:blip r:embed="rId8" cstate="print">
+                      <a:extLst>
+                        <a:ext uri="{28A0092B-C50C-407E-A947-70E740481C1C}">
+                          <a14:useLocalDpi xmlns:a14="http://schemas.microsoft.com/office/drawing/2010/main" val="0"/>
+                        </a:ext>
+                      </a:extLst>
+                    </a:blip>
+                    <a:srcRect/>
+                    <a:stretch>
+                      <a:fillRect/>
+                    </a:stretch>
+                  </pic:blipFill>
+                  <pic:spPr bwMode="auto">
+                    <a:xfrm>
+                      <a:off x="0" y="0"/>
+                      <a:ext cx="2575475" cy="3292818"/>
+                    </a:xfrm>
+                    <a:prstGeom prst="rect">
+                      <a:avLst/>
+                    </a:prstGeom>
+                    <a:noFill/>
+                    <a:ln>
+                      <a:noFill/>
+                    </a:ln>
+                  </pic:spPr>
+                </pic:pic>
+              </a:graphicData>
+            </a:graphic>
+          </wp:inline>
+        </w:drawing>
+      </w:r>
+    </w:p>
+    <w:p/>
+    <w:p/>
+    <w:p/>
+    <w:p/>
+    <w:p/>
+    <w:p/>
+    <w:p/>
+    <w:p/>
+    <w:p/>
+    <w:p/>
+    <w:p/>
+    <w:p/>
+    <w:p>
+      <w:pPr>
+        <w:rPr>
+          <w:rFonts w:hint="eastAsia"/>
+        </w:rPr>
+      </w:pPr>
+      <w:r>
+        <w:rPr>
+          <w:rFonts w:hint="eastAsia"/>
+        </w:rPr>
+        <w:lastRenderedPageBreak/>
+        <w:t>色温调整</w:t>
+      </w:r>
+    </w:p>
+    <w:p>
+      <w:r>
+        <w:rPr>
+          <w:noProof/>
+        </w:rPr>
+        <w:drawing>
+          <wp:inline distT="0" distB="0" distL="0" distR="0" wp14:anchorId="3F66888C" wp14:editId="5CF3FAE1">
+            <wp:extent cx="2564401" cy="3278659"/>
+            <wp:effectExtent l="0" t="0" r="7620" b="0"/>
+            <wp:docPr id="1713918118" name="图片 6"/>
+            <wp:cNvGraphicFramePr>
+              <a:graphicFrameLocks xmlns:a="http://schemas.openxmlformats.org/drawingml/2006/main" noChangeAspect="1"/>
+            </wp:cNvGraphicFramePr>
+            <a:graphic xmlns:a="http://schemas.openxmlformats.org/drawingml/2006/main">
+              <a:graphicData uri="http://schemas.openxmlformats.org/drawingml/2006/picture">
+                <pic:pic xmlns:pic="http://schemas.openxmlformats.org/drawingml/2006/picture">
+                  <pic:nvPicPr>
+                    <pic:cNvPr id="0" name="Picture 6"/>
+                    <pic:cNvPicPr>
+                      <a:picLocks noChangeAspect="1" noChangeArrowheads="1"/>
+                    </pic:cNvPicPr>
+                  </pic:nvPicPr>
+                  <pic:blipFill>
+                    <a:blip r:embed="rId9" cstate="print">
+                      <a:extLst>
+                        <a:ext uri="{28A0092B-C50C-407E-A947-70E740481C1C}">
+                          <a14:useLocalDpi xmlns:a14="http://schemas.microsoft.com/office/drawing/2010/main" val="0"/>
+                        </a:ext>
+                      </a:extLst>
+                    </a:blip>
+                    <a:srcRect/>
+                    <a:stretch>
+                      <a:fillRect/>
+                    </a:stretch>
+                  </pic:blipFill>
+                  <pic:spPr bwMode="auto">
+                    <a:xfrm>
+                      <a:off x="0" y="0"/>
+                      <a:ext cx="2569920" cy="3285715"/>
+                    </a:xfrm>
+                    <a:prstGeom prst="rect">
+                      <a:avLst/>
+                    </a:prstGeom>
+                    <a:noFill/>
+                    <a:ln>
+                      <a:noFill/>
+                    </a:ln>
+                  </pic:spPr>
+                </pic:pic>
+              </a:graphicData>
+            </a:graphic>
+          </wp:inline>
+        </w:drawing>
+      </w:r>
+      <w:r>
+        <w:rPr>
+          <w:rFonts w:hint="eastAsia"/>
+          <w:noProof/>
+        </w:rPr>
+        <w:drawing>
+          <wp:inline distT="0" distB="0" distL="0" distR="0" wp14:anchorId="6AA857F4" wp14:editId="70B14D6B">
+            <wp:extent cx="2562645" cy="3276413"/>
+            <wp:effectExtent l="0" t="0" r="9525" b="635"/>
+            <wp:docPr id="320723638" name="图片 7"/>
+            <wp:cNvGraphicFramePr>
+              <a:graphicFrameLocks xmlns:a="http://schemas.openxmlformats.org/drawingml/2006/main" noChangeAspect="1"/>
+            </wp:cNvGraphicFramePr>
+            <a:graphic xmlns:a="http://schemas.openxmlformats.org/drawingml/2006/main">
+              <a:graphicData uri="http://schemas.openxmlformats.org/drawingml/2006/picture">
+                <pic:pic xmlns:pic="http://schemas.openxmlformats.org/drawingml/2006/picture">
+                  <pic:nvPicPr>
+                    <pic:cNvPr id="0" name="Picture 7"/>
+                    <pic:cNvPicPr>
+                      <a:picLocks noChangeAspect="1" noChangeArrowheads="1"/>
+                    </pic:cNvPicPr>
+                  </pic:nvPicPr>
+                  <pic:blipFill>
+                    <a:blip r:embed="rId10" cstate="print">
+                      <a:extLst>
+                        <a:ext uri="{28A0092B-C50C-407E-A947-70E740481C1C}">
+                          <a14:useLocalDpi xmlns:a14="http://schemas.microsoft.com/office/drawing/2010/main" val="0"/>
+                        </a:ext>
+                      </a:extLst>
+                    </a:blip>
+                    <a:srcRect/>
+                    <a:stretch>
+                      <a:fillRect/>
+                    </a:stretch>
+                  </pic:blipFill>
+                  <pic:spPr bwMode="auto">
+                    <a:xfrm>
+                      <a:off x="0" y="0"/>
+                      <a:ext cx="2579627" cy="3298125"/>
+                    </a:xfrm>
+                    <a:prstGeom prst="rect">
+                      <a:avLst/>
+                    </a:prstGeom>
+                    <a:noFill/>
+                    <a:ln>
+                      <a:noFill/>
+                    </a:ln>
+                  </pic:spPr>
+                </pic:pic>
+              </a:graphicData>
+            </a:graphic>
+          </wp:inline>
+        </w:drawing>
+      </w:r>
+    </w:p>
+    <w:p>
+      <w:r>
+        <w:rPr>
+          <w:rFonts w:hint="eastAsia"/>
+        </w:rPr>
+        <w:t>美白调整</w:t>
+      </w:r>
+    </w:p>
+    <w:p>
+      <w:r>
+        <w:rPr>
+          <w:noProof/>
+        </w:rPr>
+        <w:drawing>
+          <wp:inline distT="0" distB="0" distL="0" distR="0" wp14:anchorId="4C4D8E7F" wp14:editId="1C407ABC">
+            <wp:extent cx="2403320" cy="3072714"/>
+            <wp:effectExtent l="0" t="0" r="0" b="0"/>
+            <wp:docPr id="1188493949" name="图片 8"/>
+            <wp:cNvGraphicFramePr>
+              <a:graphicFrameLocks xmlns:a="http://schemas.openxmlformats.org/drawingml/2006/main" noChangeAspect="1"/>
+            </wp:cNvGraphicFramePr>
+            <a:graphic xmlns:a="http://schemas.openxmlformats.org/drawingml/2006/main">
+              <a:graphicData uri="http://schemas.openxmlformats.org/drawingml/2006/picture">
+                <pic:pic xmlns:pic="http://schemas.openxmlformats.org/drawingml/2006/picture">
+                  <pic:nvPicPr>
+                    <pic:cNvPr id="0" name="Picture 8"/>
+                    <pic:cNvPicPr>
+                      <a:picLocks noChangeAspect="1" noChangeArrowheads="1"/>
+                    </pic:cNvPicPr>
+                  </pic:nvPicPr>
+                  <pic:blipFill>
+                    <a:blip r:embed="rId11" cstate="print">
+                      <a:extLst>
+                        <a:ext uri="{28A0092B-C50C-407E-A947-70E740481C1C}">
+                          <a14:useLocalDpi xmlns:a14="http://schemas.microsoft.com/office/drawing/2010/main" val="0"/>
+                        </a:ext>
+                      </a:extLst>
+                    </a:blip>
+                    <a:srcRect/>
+                    <a:stretch>
+                      <a:fillRect/>
+                    </a:stretch>
+                  </pic:blipFill>
+                  <pic:spPr bwMode="auto">
+                    <a:xfrm>
+                      <a:off x="0" y="0"/>
+                      <a:ext cx="2414078" cy="3086469"/>
+                    </a:xfrm>
+                    <a:prstGeom prst="rect">
+                      <a:avLst/>
+                    </a:prstGeom>
+                    <a:noFill/>
+                    <a:ln>
+                      <a:noFill/>
+                    </a:ln>
+                  </pic:spPr>
+                </pic:pic>
+              </a:graphicData>
+            </a:graphic>
+          </wp:inline>
+        </w:drawing>
+      </w:r>
+      <w:r>
+        <w:rPr>
+          <w:rFonts w:hint="eastAsia"/>
+          <w:noProof/>
+        </w:rPr>
+        <w:drawing>
+          <wp:inline distT="0" distB="0" distL="0" distR="0" wp14:anchorId="337CDA83" wp14:editId="3501AC6C">
+            <wp:extent cx="2396877" cy="3064476"/>
+            <wp:effectExtent l="0" t="0" r="3810" b="3175"/>
+            <wp:docPr id="803567925" name="图片 9"/>
+            <wp:cNvGraphicFramePr>
+              <a:graphicFrameLocks xmlns:a="http://schemas.openxmlformats.org/drawingml/2006/main" noChangeAspect="1"/>
+            </wp:cNvGraphicFramePr>
+            <a:graphic xmlns:a="http://schemas.openxmlformats.org/drawingml/2006/main">
+              <a:graphicData uri="http://schemas.openxmlformats.org/drawingml/2006/picture">
+                <pic:pic xmlns:pic="http://schemas.openxmlformats.org/drawingml/2006/picture">
+                  <pic:nvPicPr>
+                    <pic:cNvPr id="0" name="Picture 9"/>
+                    <pic:cNvPicPr>
+                      <a:picLocks noChangeAspect="1" noChangeArrowheads="1"/>
+                    </pic:cNvPicPr>
+                  </pic:nvPicPr>
+                  <pic:blipFill>
+                    <a:blip r:embed="rId12" cstate="print">
+                      <a:extLst>
+                        <a:ext uri="{28A0092B-C50C-407E-A947-70E740481C1C}">
+                          <a14:useLocalDpi xmlns:a14="http://schemas.microsoft.com/office/drawing/2010/main" val="0"/>
+                        </a:ext>
+                      </a:extLst>
+                    </a:blip>
+                    <a:srcRect/>
+                    <a:stretch>
+                      <a:fillRect/>
+                    </a:stretch>
+                  </pic:blipFill>
+                  <pic:spPr bwMode="auto">
+                    <a:xfrm>
+                      <a:off x="0" y="0"/>
+                      <a:ext cx="2408428" cy="3079244"/>
+                    </a:xfrm>
+                    <a:prstGeom prst="rect">
+                      <a:avLst/>
+                    </a:prstGeom>
+                    <a:noFill/>
+                    <a:ln>
+                      <a:noFill/>
+                    </a:ln>
+                  </pic:spPr>
+                </pic:pic>
+              </a:graphicData>
+            </a:graphic>
+          </wp:inline>
+        </w:drawing>
+      </w:r>
+    </w:p>
+    <w:p>
+      <w:pPr>
+        <w:rPr>
+          <w:rFonts w:hint="eastAsia"/>
+        </w:rPr>
+      </w:pPr>
+      <w:r>
+        <w:rPr>
+          <w:rFonts w:hint="eastAsia"/>
+        </w:rPr>
+        <w:t>颜色类的效果调节能有明显区别，但是大眼、瘦脸等拉伸脸部的前后没什么效果</w:t>
       </w:r>
     </w:p>
     <w:sectPr>
